--- a/docs/scripts/guard-forbidden-commands.docx
+++ b/docs/scripts/guard-forbidden-commands.docx
@@ -2,14 +2,6 @@
 <file path=word/document.xml><?xml version="1.0" encoding="utf-8"?>
 <w:document xmlns:w="http://schemas.openxmlformats.org/wordprocessingml/2006/main" xmlns:m="http://schemas.openxmlformats.org/officeDocument/2006/math" xmlns:r="http://schemas.openxmlformats.org/officeDocument/2006/relationships" xmlns:o="urn:schemas-microsoft-com:office:office" xmlns:v="urn:schemas-microsoft-com:vml" xmlns:w10="urn:schemas-microsoft-com:office:word" xmlns:a="http://schemas.openxmlformats.org/drawingml/2006/main" xmlns:pic="http://schemas.openxmlformats.org/drawingml/2006/picture" xmlns:wp="http://schemas.openxmlformats.org/drawingml/2006/wordprocessingDrawing">
   <w:body>
-    <w:p>
-      <w:pPr>
-        <w:pStyle w:val="Title"/>
-      </w:pPr>
-      <w:r>
-        <w:t xml:space="preserve">guard-forbidden-commands</w:t>
-      </w:r>
-    </w:p>
     <w:bookmarkStart w:id="19" w:name="guard-forbidden-commandssh"/>
     <w:p>
       <w:pPr>
@@ -5084,8 +5076,8 @@
     </w:pPr>
     <w:rPr>
       <w:rFonts w:asciiTheme="majorHAnsi" w:cstheme="majorBidi" w:eastAsiaTheme="majorEastAsia" w:hAnsiTheme="majorHAnsi"/>
-      <w:sz w:val="56"/>
-      <w:szCs w:val="56"/>
+      <w:sz w:val="40"/>
+      <w:szCs w:val="40"/>
     </w:rPr>
   </w:style>
   <w:style w:customStyle="1" w:styleId="TitleChar" w:type="character">
@@ -5219,8 +5211,8 @@
     <w:rPr>
       <w:rFonts w:asciiTheme="majorHAnsi" w:cstheme="majorBidi" w:eastAsiaTheme="majorEastAsia" w:hAnsiTheme="majorHAnsi"/>
       <w:color w:themeColor="accent1" w:themeShade="BF" w:val="0F4761"/>
-      <w:sz w:val="40"/>
-      <w:szCs w:val="40"/>
+      <w:sz w:val="32"/>
+      <w:szCs w:val="32"/>
     </w:rPr>
   </w:style>
   <w:style w:styleId="Heading2" w:type="paragraph">
@@ -5242,8 +5234,8 @@
     <w:rPr>
       <w:rFonts w:asciiTheme="majorHAnsi" w:cstheme="majorBidi" w:eastAsiaTheme="majorEastAsia" w:hAnsiTheme="majorHAnsi"/>
       <w:color w:themeColor="accent1" w:themeShade="BF" w:val="0F4761"/>
-      <w:sz w:val="32"/>
-      <w:szCs w:val="32"/>
+      <w:sz w:val="26"/>
+      <w:szCs w:val="26"/>
     </w:rPr>
   </w:style>
   <w:style w:styleId="Heading3" w:type="paragraph">
@@ -5265,8 +5257,8 @@
     <w:rPr>
       <w:rFonts w:cstheme="majorBidi" w:eastAsiaTheme="majorEastAsia"/>
       <w:color w:themeColor="accent1" w:themeShade="BF" w:val="0F4761"/>
-      <w:sz w:val="28"/>
-      <w:szCs w:val="28"/>
+      <w:sz w:val="24"/>
+      <w:szCs w:val="24"/>
     </w:rPr>
   </w:style>
   <w:style w:styleId="Heading4" w:type="paragraph">
@@ -5286,6 +5278,8 @@
       <w:outlineLvl w:val="3"/>
     </w:pPr>
     <w:rPr>
+      <w:sz w:val="22"/>
+      <w:szCs w:val="22"/>
       <w:rFonts w:cstheme="majorBidi" w:eastAsiaTheme="majorEastAsia"/>
       <w:i/>
       <w:iCs/>

--- a/docs/scripts/guard-forbidden-commands.docx
+++ b/docs/scripts/guard-forbidden-commands.docx
@@ -26,7 +26,7 @@
         <w:t xml:space="preserve"> </w:t>
       </w:r>
       <w:r>
-        <w:t xml:space="preserve">1</w:t>
+        <w:t xml:space="preserve">2</w:t>
       </w:r>
       <w:r>
         <w:t xml:space="preserve"> </w:t>
@@ -42,7 +42,262 @@
         <w:t xml:space="preserve"> </w:t>
       </w:r>
       <w:r>
-        <w:t xml:space="preserve">2026-07-10T22:15:00Z</w:t>
+        <w:t xml:space="preserve">2026-08-19T00:00:00Z</w:t>
+      </w:r>
+    </w:p>
+    <w:p>
+      <w:pPr>
+        <w:pStyle w:val="BodyText"/>
+      </w:pPr>
+      <w:r>
+        <w:rPr>
+          <w:b/>
+          <w:bCs/>
+        </w:rPr>
+        <w:t xml:space="preserve">Rev 2 change (BOB-099 / 2026-08-19)</w:t>
+      </w:r>
+      <w:r>
+        <w:t xml:space="preserve"> </w:t>
+      </w:r>
+      <w:r>
+        <w:t xml:space="preserve">— closed the CARRIER-vs-INVOCATION</w:t>
+      </w:r>
+      <w:r>
+        <w:t xml:space="preserve"> </w:t>
+      </w:r>
+      <w:r>
+        <w:t xml:space="preserve">false-positive class (§11.4.196(D) / §11.4.201(7)(a)) for the emulator,</w:t>
+      </w:r>
+      <w:r>
+        <w:t xml:space="preserve"> </w:t>
+      </w:r>
+      <w:r>
+        <w:t xml:space="preserve">force-push,</w:t>
+      </w:r>
+      <w:r>
+        <w:t xml:space="preserve"> </w:t>
+      </w:r>
+      <w:r>
+        <w:rPr>
+          <w:rStyle w:val="VerbatimChar"/>
+        </w:rPr>
+        <w:t xml:space="preserve">--no-verify</w:t>
+      </w:r>
+      <w:r>
+        <w:t xml:space="preserve">, and</w:t>
+      </w:r>
+      <w:r>
+        <w:t xml:space="preserve"> </w:t>
+      </w:r>
+      <w:r>
+        <w:rPr>
+          <w:rStyle w:val="VerbatimChar"/>
+        </w:rPr>
+        <w:t xml:space="preserve">--no-gpg-sign</w:t>
+      </w:r>
+      <w:r>
+        <w:t xml:space="preserve"> </w:t>
+      </w:r>
+      <w:r>
+        <w:t xml:space="preserve">gates. Prior to this fix,</w:t>
+      </w:r>
+      <w:r>
+        <w:t xml:space="preserve"> </w:t>
+      </w:r>
+      <w:r>
+        <w:t xml:space="preserve">those four gates scanned raw</w:t>
+      </w:r>
+      <w:r>
+        <w:t xml:space="preserve"> </w:t>
+      </w:r>
+      <w:r>
+        <w:rPr>
+          <w:rStyle w:val="VerbatimChar"/>
+        </w:rPr>
+        <w:t xml:space="preserve">$COMMAND</w:t>
+      </w:r>
+      <w:r>
+        <w:t xml:space="preserve"> </w:t>
+      </w:r>
+      <w:r>
+        <w:t xml:space="preserve">with word-boundary regexes, so a</w:t>
+      </w:r>
+      <w:r>
+        <w:t xml:space="preserve"> </w:t>
+      </w:r>
+      <w:r>
+        <w:t xml:space="preserve">harmless carrier like</w:t>
+      </w:r>
+      <w:r>
+        <w:t xml:space="preserve"> </w:t>
+      </w:r>
+      <w:r>
+        <w:rPr>
+          <w:rStyle w:val="VerbatimChar"/>
+        </w:rPr>
+        <w:t xml:space="preserve">echo 'emulator -avd is dev-only'</w:t>
+      </w:r>
+      <w:r>
+        <w:t xml:space="preserve">,</w:t>
+      </w:r>
+      <w:r>
+        <w:t xml:space="preserve"> </w:t>
+      </w:r>
+      <w:r>
+        <w:rPr>
+          <w:rStyle w:val="VerbatimChar"/>
+        </w:rPr>
+        <w:t xml:space="preserve">ls -la # git push --force is banned</w:t>
+      </w:r>
+      <w:r>
+        <w:t xml:space="preserve">, or a subagent prompt string that merely quoted the</w:t>
+      </w:r>
+      <w:r>
+        <w:t xml:space="preserve"> </w:t>
+      </w:r>
+      <w:r>
+        <w:t xml:space="preserve">trigger tokens was BLOCKED as if the shell were actually going to run them.</w:t>
+      </w:r>
+      <w:r>
+        <w:t xml:space="preserve"> </w:t>
+      </w:r>
+      <w:r>
+        <w:t xml:space="preserve">The sudo/su + host-power gates already routed through the quote-/comment-/</w:t>
+      </w:r>
+      <w:r>
+        <w:t xml:space="preserve"> </w:t>
+      </w:r>
+      <w:r>
+        <w:t xml:space="preserve">heredoc-aware</w:t>
+      </w:r>
+      <w:r>
+        <w:t xml:space="preserve"> </w:t>
+      </w:r>
+      <w:r>
+        <w:rPr>
+          <w:rStyle w:val="VerbatimChar"/>
+        </w:rPr>
+        <w:t xml:space="preserve">SCRUBBED_COMMAND</w:t>
+      </w:r>
+      <w:r>
+        <w:t xml:space="preserve"> </w:t>
+      </w:r>
+      <w:r>
+        <w:t xml:space="preserve">projection; the fix HOISTS that projection</w:t>
+      </w:r>
+      <w:r>
+        <w:t xml:space="preserve"> </w:t>
+      </w:r>
+      <w:r>
+        <w:t xml:space="preserve">above the emulator gate so every structural-match gate consumes the same</w:t>
+      </w:r>
+      <w:r>
+        <w:t xml:space="preserve"> </w:t>
+      </w:r>
+      <w:r>
+        <w:t xml:space="preserve">scrubbed view, then switches the five affected regex sites from</w:t>
+      </w:r>
+      <w:r>
+        <w:t xml:space="preserve"> </w:t>
+      </w:r>
+      <w:r>
+        <w:rPr>
+          <w:rStyle w:val="VerbatimChar"/>
+        </w:rPr>
+        <w:t xml:space="preserve">$COMMAND</w:t>
+      </w:r>
+      <w:r>
+        <w:t xml:space="preserve"> </w:t>
+      </w:r>
+      <w:r>
+        <w:t xml:space="preserve">to</w:t>
+      </w:r>
+      <w:r>
+        <w:t xml:space="preserve"> </w:t>
+      </w:r>
+      <w:r>
+        <w:rPr>
+          <w:rStyle w:val="VerbatimChar"/>
+        </w:rPr>
+        <w:t xml:space="preserve">$SCRUBBED_COMMAND</w:t>
+      </w:r>
+      <w:r>
+        <w:t xml:space="preserve">. The escape-hatch marker check (</w:t>
+      </w:r>
+      <w:r>
+        <w:rPr>
+          <w:rStyle w:val="VerbatimChar"/>
+        </w:rPr>
+        <w:t xml:space="preserve"># guardrails:allow &lt;reason&gt;</w:t>
+      </w:r>
+      <w:r>
+        <w:t xml:space="preserve">) deliberately stays on raw</w:t>
+      </w:r>
+      <w:r>
+        <w:t xml:space="preserve"> </w:t>
+      </w:r>
+      <w:r>
+        <w:rPr>
+          <w:rStyle w:val="VerbatimChar"/>
+        </w:rPr>
+        <w:t xml:space="preserve">$COMMAND</w:t>
+      </w:r>
+      <w:r>
+        <w:t xml:space="preserve"> </w:t>
+      </w:r>
+      <w:r>
+        <w:t xml:space="preserve">— after scrubbing, the</w:t>
+      </w:r>
+      <w:r>
+        <w:t xml:space="preserve"> </w:t>
+      </w:r>
+      <w:r>
+        <w:t xml:space="preserve">marker's own comment would be replaced by filler and vanish. Hermetic</w:t>
+      </w:r>
+      <w:r>
+        <w:t xml:space="preserve"> </w:t>
+      </w:r>
+      <w:r>
+        <w:t xml:space="preserve">coverage added at</w:t>
+      </w:r>
+      <w:r>
+        <w:t xml:space="preserve"> </w:t>
+      </w:r>
+      <w:r>
+        <w:rPr>
+          <w:rStyle w:val="VerbatimChar"/>
+        </w:rPr>
+        <w:t xml:space="preserve">scripts/hooks/test_guard_forbidden_commands.sh</w:t>
+      </w:r>
+      <w:r>
+        <w:t xml:space="preserve"> </w:t>
+      </w:r>
+      <w:r>
+        <w:t xml:space="preserve">(32</w:t>
+      </w:r>
+      <w:r>
+        <w:t xml:space="preserve"> </w:t>
+      </w:r>
+      <w:r>
+        <w:t xml:space="preserve">cases: 11 golden-TRUE real invocations, 16 golden-FALSE carrier fixtures</w:t>
+      </w:r>
+      <w:r>
+        <w:t xml:space="preserve"> </w:t>
+      </w:r>
+      <w:r>
+        <w:t xml:space="preserve">across every gate class, 1 non-Bash tool passthrough, 2 escape-hatch</w:t>
+      </w:r>
+      <w:r>
+        <w:t xml:space="preserve"> </w:t>
+      </w:r>
+      <w:r>
+        <w:t xml:space="preserve">downgrade cases, 2 host-power no-override cases — the whole set exits 0).</w:t>
+      </w:r>
+      <w:r>
+        <w:t xml:space="preserve"> </w:t>
+      </w:r>
+      <w:r>
+        <w:t xml:space="preserve">No true-positive class was weakened.</w:t>
       </w:r>
       <w:r>
         <w:t xml:space="preserve"> </w:t>
